--- a/Rapports_mensuels/Mois2026_02/ipc_note_17_ang_2026_02.docx
+++ b/Rapports_mensuels/Mois2026_02/ipc_note_17_ang_2026_02.docx
@@ -23,7 +23,7 @@
         <w:pStyle w:val="ipcpara0"/>
       </w:pPr>
       <w:r>
-        <w:t xml:space="preserve">In February 2026, the national consumer price index increased by 0.7% compared to the previous month, while the consumer price index decreased by -0.2% over a full year.</w:t>
+        <w:t xml:space="preserve">In February 2026, the national consumer price index increased by 0.7% compared to the previous month, while the consumer price index decreased by 0.2% over a full year.</w:t>
       </w:r>
     </w:p>
     <w:p>
@@ -31,7 +31,7 @@
         <w:pStyle w:val="ipccorps"/>
       </w:pPr>
       <w:r>
-        <w:t xml:space="preserve">The consumer price index experienced an increase of 1.1% during the month of February 2026 compared to the previous month. as a result of the rise in prices of «Fish and Seafood» by 7.8 %, «Fruits» by 4.5 %, «Meat» by 3.3 %, «Food Products N.C.A.» by 0.1 %</w:t>
+        <w:t xml:space="preserve">The consumer price index experienced an increase of 1.1% during the month of February 2026 compared to the previous month. as a result of the rise in prices of «Fish and Seafood» by 7.8%, «Fruits» by 4.5%, «Meat» by 3.3% and «Food Products N.C.A.» by 0.1%</w:t>
       </w:r>
     </w:p>
     <w:p>
@@ -39,7 +39,7 @@
         <w:pStyle w:val="ipccorps"/>
       </w:pPr>
       <w:r>
-        <w:t xml:space="preserve">Similarly, the monthly variation in the non-food index increased by 0.2% due to price increases in the following divisions: «Miscellaneous Goods and Services» by 1 %, «Transportation» and «Restaurants and Hotels» by 0.4 %</w:t>
+        <w:t xml:space="preserve">Similarly, the monthly variation in the non-food index increased by 0.2% due to price increases in the following divisions: «Miscellaneous Goods and Services» by 1% and «Transportation» and «Restaurants and Hotels» by 0.4%</w:t>
       </w:r>
     </w:p>
     <w:p>
@@ -57,7 +57,7 @@
         <w:t xml:space="preserve"> </w:t>
       </w:r>
       <w:r>
-        <w:t xml:space="preserve">the food product price index decreased by -0.4% in February 2026 compared to February 2025 , due to the decrease in the prices of «Oils and Fats» by -23.6 %, «Meat» by -5.1 %, «Milk and Cheese and Eggs» by -5 %, «Mineral Waters, Soft Drinks and Fruit and Vegetable Juices (Nd)» by -2.1 %, «Bread and Cereals» by -1.9 %, «Food Products N.C.A.» by -1 %. Moreover, the rise in prices of «Fish and Seafood» by 18.6 %, «Vegetables» by 11.8 %, «Cafe and Tea and Cocoa» by 8.4 %, «Tobacco» by 4.7 %, «Fruits» by 2.1 %, «Sugar, Jam, Honey and Chocolate and Confectionery» by 0.5 % and the stagnation in prices for did not affect the general evolution.</w:t>
+        <w:t xml:space="preserve">the food product price index decreased by -0.4% in February 2026 compared to February 2025 , due to the decrease in the prices of «Oils and Fats» by 23.6%, «Meat» by 5.1%, «Milk and Cheese and Eggs» by 5%, «Mineral Waters, Soft Drinks and Fruit and Vegetable Juices (Nd)» by 2.1%, «Bread and Cereals» and «Catering Services» by 1.9% and «Food Products N.C.A.» by 1%. Moreover, the rise in prices of «Fish and Seafood» by 18.6%, «Vegetables» by 11.8%, «Cafe and Tea and Cocoa» by 8.4%, «Tobacco» by 4.7%, «Fruits» by 2.1% and «Sugar, Jam, Honey and Chocolate and Confectionery» by 0.5% and the stagnation in prices for NA did not affect the general evolution.</w:t>
       </w:r>
     </w:p>
     <w:p>
@@ -65,7 +65,7 @@
         <w:pStyle w:val="ipccorps"/>
       </w:pPr>
       <w:r>
-        <w:t xml:space="preserve">Similarly, the annual variation in the non-food index decreased by -0.1%. While the variation in prices of the divisions that make up non-food products fluctuated between a decrease of the division of «Transportation» by -5.6 % and the rise of the division of «Miscellaneous Goods and Services» by 3.6 %</w:t>
+        <w:t xml:space="preserve">Similarly, the annual variation in the non-food index decreased by 0.1%. While the variation in prices of the divisions that make up non-food products fluctuated between a decrease of the division of «Transportation» by 5.6% and the rise of the division of «Miscellaneous Goods and Services» by 3.6%</w:t>
       </w:r>
     </w:p>
     <w:p>
@@ -128,7 +128,7 @@
         <w:pStyle w:val="ipccorps"/>
       </w:pPr>
       <w:r>
-        <w:t xml:space="preserve">Reading: In February 2026, the consumer price index decreased by -0.2% compared to February 2025</w:t>
+        <w:t xml:space="preserve">Reading: In February 2026, the consumer price index decreased by 0.2% compared to February 2025</w:t>
       </w:r>
     </w:p>
     <w:p>
